--- a/fra/docx/01.content.docx
+++ b/fra/docx/01.content.docx
@@ -24580,19 +24580,7 @@
         <w:rPr>
           <w:lang w:val="fr_FR" w:bidi="fr_FR"/>
         </w:rPr>
-        <w:t xml:space="preserve">). Selon la chronologie dans le texte hébreu, la famille s'est installé en Égypte vers 1876 av. J.-C., et l'Exode a eu lieu vers 1446 av. J.-C. (bien que de nombreux spécialistes datent l'Exode plus tard, vers 1270 av. J.-C.; voir </w:t>
-      </w:r>
-      <w:r>
-        <w:rPr>
-          <w:lang w:val="fr_FR" w:bidi="fr_FR"/>
-        </w:rPr>
-        <w:t>Introduction au livre de l'Exode</w:t>
-      </w:r>
-      <w:r>
-        <w:rPr>
-          <w:lang w:val="fr_FR" w:bidi="fr_FR"/>
-        </w:rPr>
-        <w:t>, "La date de l'Exode").</w:t>
+        <w:t>). Selon la chronologie dans le texte hébreu, la famille s'est installé en Égypte vers 1876 av. J.-C., et l'Exode a eu lieu vers 1446 av. J.-C. (bien que de nombreux spécialistes datent l'Exode plus tard, vers 1270 av. J.-C.; voir Introduction au livre de l'Exode, "La date de l'Exode").</w:t>
       </w:r>
       <w:r>
         <w:rPr>
@@ -35538,19 +35526,7 @@
         <w:rPr>
           <w:lang w:val="fr_FR" w:bidi="fr_FR"/>
         </w:rPr>
-        <w:t xml:space="preserve">), ce qui est conforme à l'ordre littéraire qu'on retrouve dans la Genèse. (voir </w:t>
-      </w:r>
-      <w:r>
-        <w:rPr>
-          <w:lang w:val="fr_FR" w:bidi="fr_FR"/>
-        </w:rPr>
-        <w:t>Introduction au Livre de la Genèse</w:t>
-      </w:r>
-      <w:r>
-        <w:rPr>
-          <w:lang w:val="fr_FR" w:bidi="fr_FR"/>
-        </w:rPr>
-        <w:t>, "Résumé").</w:t>
+        <w:t>), ce qui est conforme à l'ordre littéraire qu'on retrouve dans la Genèse. (voir Introduction au Livre de la Genèse, "Résumé").</w:t>
       </w:r>
       <w:r>
         <w:rPr>
@@ -47434,19 +47410,7 @@
         <w:rPr>
           <w:lang w:val="fr_FR" w:bidi="fr_FR"/>
         </w:rPr>
-        <w:t xml:space="preserve">Il semble que ce soit un commentaire éditorial tardif, ajouté par quelqu'un qui vivait dans le pays après la conquête et qui donne des indications pour trouver le tombeau (voir </w:t>
-      </w:r>
-      <w:r>
-        <w:rPr>
-          <w:lang w:val="fr_FR" w:bidi="fr_FR"/>
-        </w:rPr>
-        <w:t>Introduction au Livre de la Genèse</w:t>
-      </w:r>
-      <w:r>
-        <w:rPr>
-          <w:lang w:val="fr_FR" w:bidi="fr_FR"/>
-        </w:rPr>
-        <w:t>, “Composition”).</w:t>
+        <w:t>Il semble que ce soit un commentaire éditorial tardif, ajouté par quelqu'un qui vivait dans le pays après la conquête et qui donne des indications pour trouver le tombeau (voir Introduction au Livre de la Genèse, “Composition”).</w:t>
       </w:r>
       <w:r>
         <w:rPr>
@@ -58661,19 +58625,7 @@
         <w:rPr>
           <w:lang w:val="fr_FR" w:bidi="fr_FR"/>
         </w:rPr>
-        <w:t xml:space="preserve">La main droite était destinée à la tête du premier-né, et Jacob donnait délibérément cette position au fils cadet. Ce modèle a été suivi pendant quatre générations consécutives : Isaac sur Ismaël, Jacob sur Ésaü, Joseph sur Ruben et Éfraïm sur Manassé. Bien des années plus tard, Éfraïm est devenu la tribu dominante du royaume du nord, supérieure à la tribu de Manassé. L'ensemble du royaume d'Israël du nord a parfois été appelé Éfraïm (voir les notes d'étude sur </w:t>
-      </w:r>
-      <w:r>
-        <w:rPr>
-          <w:lang w:val="fr_FR" w:bidi="fr_FR"/>
-        </w:rPr>
-        <w:t xml:space="preserve">2Ch 28.12 </w:t>
-      </w:r>
-      <w:r>
-        <w:rPr>
-          <w:lang w:val="fr_FR" w:bidi="fr_FR"/>
-        </w:rPr>
-        <w:t xml:space="preserve">; </w:t>
+        <w:t xml:space="preserve">La main droite était destinée à la tête du premier-né, et Jacob donnait délibérément cette position au fils cadet. Ce modèle a été suivi pendant quatre générations consécutives : Isaac sur Ismaël, Jacob sur Ésaü, Joseph sur Ruben et Éfraïm sur Manassé. Bien des années plus tard, Éfraïm est devenu la tribu dominante du royaume du nord, supérieure à la tribu de Manassé. L'ensemble du royaume d'Israël du nord a parfois été appelé Éfraïm (voir les notes d'étude sur 2Ch 28.12 ; </w:t>
       </w:r>
       <w:r>
         <w:rPr>
